--- a/Reportes/CondGen_311.docx
+++ b/Reportes/CondGen_311.docx
@@ -403,7 +403,7 @@
           <w:sz w:val="17"/>
           <w:szCs w:val="24"/>
         </w:rPr>
-        <w:t>NÚMERO DE FIANZA: {custom.NumeroFianza}</w:t>
+        <w:t>NÚMERO DE FIANZA:</w:t>
       </w:r>
     </w:p>
     <w:p>
@@ -1897,28 +1897,19 @@
     </w:p>
     <w:p>
       <w:pPr>
-        <w:framePr w:w="2160" w:h="216" w:hRule="exact" w:wrap="auto" w:vAnchor="page" w:hAnchor="page" w:x="9481" w:y="14049"/>
-        <w:widowControl w:val="0"/>
-        <w:tabs>
-          <w:tab w:val="left" w:pos="360"/>
-          <w:tab w:val="left" w:pos="720"/>
-          <w:tab w:val="left" w:pos="1080"/>
-          <w:tab w:val="left" w:pos="1440"/>
-          <w:tab w:val="left" w:pos="1800"/>
-        </w:tabs>
-        <w:autoSpaceDE w:val="0"/>
-        <w:autoSpaceDN w:val="0"/>
-        <w:adjustRightInd w:val="0"/>
-        <w:spacing w:after="0" w:line="240" w:lineRule="auto"/>
-        <w:jc w:val="center"/>
-        <w:rPr>
-          <w:rFonts w:ascii="Arial" w:eastAsia="Times New Roman" w:hAnsi="Arial" w:cs="Arial"/>
-          <w:b/>
-          <w:color w:val="000000"/>
-          <w:kern w:val="2"/>
-          <w:sz w:val="17"/>
-          <w:szCs w:val="24"/>
-        </w:rPr>
+        <w:framePr w:w="1771" w:h="534" w:hSpace="141" w:wrap="around" w:vAnchor="text" w:hAnchor="page" w:x="9586" w:y="12691"/>
+        <w:widowControl w:val="0"/>
+        <w:tabs>
+          <w:tab w:val="left" w:pos="360"/>
+          <w:tab w:val="left" w:pos="720"/>
+          <w:tab w:val="left" w:pos="1080"/>
+          <w:tab w:val="left" w:pos="1440"/>
+          <w:tab w:val="left" w:pos="1800"/>
+        </w:tabs>
+        <w:autoSpaceDE w:val="0"/>
+        <w:autoSpaceDN w:val="0"/>
+        <w:adjustRightInd w:val="0"/>
+        <w:spacing w:after="0" w:line="240" w:lineRule="auto"/>
       </w:pPr>
       <w:r>
         <w:rPr>
